--- a/t28_s3.docx
+++ b/t28_s3.docx
@@ -3,2168 +3,998 @@
 <w:document xmlns:wpc="http://schemas.microsoft.com/office/word/2010/wordprocessingCanvas" xmlns:mo="http://schemas.microsoft.com/office/mac/office/2008/main" xmlns:mc="http://schemas.openxmlformats.org/markup-compatibility/2006" xmlns:mv="urn:schemas-microsoft-com:mac:vml" xmlns:o="urn:schemas-microsoft-com:office:office" xmlns:r="http://schemas.openxmlformats.org/officeDocument/2006/relationships" xmlns:m="http://schemas.openxmlformats.org/officeDocument/2006/math" xmlns:v="urn:schemas-microsoft-com:vml" xmlns:wp14="http://schemas.microsoft.com/office/word/2010/wordprocessingDrawing" xmlns:wp="http://schemas.openxmlformats.org/drawingml/2006/wordprocessingDrawing" xmlns:w10="urn:schemas-microsoft-com:office:word" xmlns:w="http://schemas.openxmlformats.org/wordprocessingml/2006/main" xmlns:w14="http://schemas.microsoft.com/office/word/2010/wordml" xmlns:wpg="http://schemas.microsoft.com/office/word/2010/wordprocessingGroup" xmlns:wpi="http://schemas.microsoft.com/office/word/2010/wordprocessingInk" xmlns:wne="http://schemas.microsoft.com/office/word/2006/wordml" xmlns:wps="http://schemas.microsoft.com/office/word/2010/wordprocessingShape" mc:Ignorable="w14 wp14">
   <w:body>
     <w:p>
-      <w:pPr>
-        <w:spacing w:after="20" w:before="120"/>
-      </w:pPr>
       <w:r>
-        <w:rPr>
-          <w:b/>
-          <w:sz w:val="22"/>
-        </w:rPr>
-        <w:t>Question: What is the recommended temperature range for storing DPT vaccine?</w:t>
+        <w:t xml:space="preserve">Question: A client with heart failure is prescribed digoxin 0.25 mg daily. The nurse should assess the apical pulse before administration and withhold the drug if the rate is:</w:t>
       </w:r>
     </w:p>
     <w:p>
-      <w:pPr>
-        <w:spacing w:after="0" w:before="0"/>
-      </w:pPr>
       <w:r>
-        <w:rPr>
-          <w:b w:val="0"/>
-          <w:sz w:val="22"/>
-        </w:rPr>
-        <w:t>(a) 0°C to 2°C</w:t>
+        <w:t xml:space="preserve">(a) Below 60 beats per minute</w:t>
       </w:r>
     </w:p>
     <w:p>
-      <w:pPr>
-        <w:spacing w:after="0" w:before="0"/>
-      </w:pPr>
       <w:r>
-        <w:rPr>
-          <w:b w:val="0"/>
-          <w:sz w:val="22"/>
-        </w:rPr>
-        <w:t>(b) 16°C to 22°C</w:t>
+        <w:t xml:space="preserve">(b) Above 100 beats per minute</w:t>
       </w:r>
     </w:p>
     <w:p>
-      <w:pPr>
-        <w:spacing w:after="0" w:before="0"/>
-      </w:pPr>
       <w:r>
-        <w:rPr>
-          <w:b w:val="0"/>
-          <w:sz w:val="22"/>
-        </w:rPr>
-        <w:t>(c) At room temperature</w:t>
+        <w:t xml:space="preserve">(c) Between 60 and 100 beats per minute</w:t>
       </w:r>
     </w:p>
     <w:p>
-      <w:pPr>
-        <w:spacing w:after="0" w:before="0"/>
-      </w:pPr>
       <w:r>
-        <w:rPr>
-          <w:b w:val="0"/>
-          <w:sz w:val="22"/>
-        </w:rPr>
-        <w:t>(d) 2°C to 8°C</w:t>
+        <w:t xml:space="preserve">(d) Irregular but above 60</w:t>
       </w:r>
     </w:p>
     <w:p>
-      <w:pPr>
-        <w:spacing w:after="0" w:before="40"/>
-      </w:pPr>
       <w:r>
-        <w:rPr>
-          <w:b/>
-          <w:sz w:val="22"/>
-        </w:rPr>
-        <w:t>Answer: d</w:t>
+        <w:t xml:space="preserve">Answer: a</w:t>
       </w:r>
     </w:p>
     <w:p>
-      <w:pPr>
-        <w:spacing w:after="0" w:before="0"/>
-      </w:pPr>
       <w:r>
-        <w:rPr>
-          <w:b w:val="0"/>
-          <w:sz w:val="21"/>
-        </w:rPr>
-        <w:t>Solution: The recommended temperature range for storing DPT vaccine is 2°C to 8°C. This temperature range is necessary to ensure that the vaccine remains stable and effective. Vaccines that are exposed to temperatures outside of the recommended range can lose their potency and may not be effective in preventing diseases. Therefore, it is important to store vaccines, including DPT vaccine, in a temperature-controlled environment, such as a refrigerator.</w:t>
+        <w:t xml:space="preserve">Solution: Digoxin is held if the apical pulse is below 60 beats per minute in adults (below 70–90 in children per policy), because bradycardia indicates possible toxicity or excessive effect.</w:t>
       </w:r>
     </w:p>
     <w:p>
-      <w:pPr>
-        <w:spacing w:after="0" w:before="0"/>
-      </w:pPr>
       <w:r>
-        <w:rPr>
-          <w:b w:val="0"/>
-          <w:sz w:val="20"/>
-        </w:rPr>
-        <w:t>Positive Marks: 1</w:t>
+        <w:t xml:space="preserve">Positive Marks: 1</w:t>
       </w:r>
     </w:p>
     <w:p>
-      <w:pPr>
-        <w:spacing w:after="160" w:before="0"/>
-      </w:pPr>
       <w:r>
-        <w:rPr>
-          <w:b w:val="0"/>
-          <w:sz w:val="20"/>
-        </w:rPr>
-        <w:t>Negative Marks: 0.25</w:t>
+        <w:t xml:space="preserve">Negative Marks: 0.25</w:t>
       </w:r>
     </w:p>
     <w:p>
-      <w:pPr>
-        <w:spacing w:after="20" w:before="120"/>
-      </w:pPr>
       <w:r>
-        <w:rPr>
-          <w:b/>
-          <w:sz w:val="22"/>
-        </w:rPr>
-        <w:t>Question: Identify the INCORRECT statement about DMPA (medroxyprogesterone acetate) injection:</w:t>
+        <w:t xml:space="preserve"/>
       </w:r>
     </w:p>
     <w:p>
-      <w:pPr>
-        <w:spacing w:after="0" w:before="0"/>
-      </w:pPr>
       <w:r>
-        <w:rPr>
-          <w:b w:val="0"/>
-          <w:sz w:val="22"/>
-        </w:rPr>
-        <w:t>(a) It is administered every 3 months</w:t>
+        <w:t xml:space="preserve">Question: A client has just had a stroke and is at risk for aspiration. Which intervention is most important when feeding the client?</w:t>
       </w:r>
     </w:p>
     <w:p>
-      <w:pPr>
-        <w:spacing w:after="0" w:before="0"/>
-      </w:pPr>
       <w:r>
-        <w:rPr>
-          <w:b w:val="0"/>
-          <w:sz w:val="22"/>
-        </w:rPr>
-        <w:t>(b) It is available as an oral tablet for daily use</w:t>
+        <w:t xml:space="preserve">(a) Place the client in an upright, high Fowler's position</w:t>
       </w:r>
     </w:p>
     <w:p>
-      <w:pPr>
-        <w:spacing w:after="0" w:before="0"/>
-      </w:pPr>
       <w:r>
-        <w:rPr>
-          <w:b w:val="0"/>
-          <w:sz w:val="22"/>
-        </w:rPr>
-        <w:t>(c) It contains medroxyprogesterone acetate</w:t>
+        <w:t xml:space="preserve">(b) Offer thin liquids first</w:t>
       </w:r>
     </w:p>
     <w:p>
-      <w:pPr>
-        <w:spacing w:after="0" w:before="0"/>
-      </w:pPr>
       <w:r>
-        <w:rPr>
-          <w:b w:val="0"/>
-          <w:sz w:val="22"/>
-        </w:rPr>
-        <w:t>(d) It is given by the intramuscular route</w:t>
+        <w:t xml:space="preserve">(c) Feed the client quickly before the food cools</w:t>
       </w:r>
     </w:p>
     <w:p>
-      <w:pPr>
-        <w:spacing w:after="0" w:before="40"/>
-      </w:pPr>
       <w:r>
-        <w:rPr>
-          <w:b/>
-          <w:sz w:val="22"/>
-        </w:rPr>
-        <w:t>Answer: b</w:t>
+        <w:t xml:space="preserve">(d) Position the client flat on the back</w:t>
       </w:r>
     </w:p>
     <w:p>
-      <w:pPr>
-        <w:spacing w:after="0" w:before="0"/>
-      </w:pPr>
       <w:r>
-        <w:rPr>
-          <w:b w:val="0"/>
-          <w:sz w:val="21"/>
-        </w:rPr>
-        <w:t>Solution: DMPA (Depo-Provera) contains medroxyprogesterone acetate and is given as a deep IM injection every 3 months; it is not an oral daily tablet, so that statement is incorrect.</w:t>
+        <w:t xml:space="preserve">Answer: a</w:t>
       </w:r>
     </w:p>
     <w:p>
-      <w:pPr>
-        <w:spacing w:after="0" w:before="0"/>
-      </w:pPr>
       <w:r>
-        <w:rPr>
-          <w:b w:val="0"/>
-          <w:sz w:val="20"/>
-        </w:rPr>
-        <w:t>Positive Marks: 1</w:t>
+        <w:t xml:space="preserve">Solution: An upright position with the head slightly flexed forward reduces aspiration risk during feeding. Thickened liquids, slow feeding, and observation for pocketing are also used.</w:t>
       </w:r>
     </w:p>
     <w:p>
-      <w:pPr>
-        <w:spacing w:after="160" w:before="0"/>
-      </w:pPr>
       <w:r>
-        <w:rPr>
-          <w:b w:val="0"/>
-          <w:sz w:val="20"/>
-        </w:rPr>
-        <w:t>Negative Marks: 0.25</w:t>
+        <w:t xml:space="preserve">Positive Marks: 1</w:t>
       </w:r>
     </w:p>
     <w:p>
-      <w:pPr>
-        <w:spacing w:after="20" w:before="120"/>
-      </w:pPr>
       <w:r>
-        <w:rPr>
-          <w:b/>
-          <w:sz w:val="22"/>
-        </w:rPr>
-        <w:t>Question: According to WHO guidelines, which malnutrition parameter is used at anganwadi centers?</w:t>
+        <w:t xml:space="preserve">Negative Marks: 0.25</w:t>
       </w:r>
     </w:p>
     <w:p>
-      <w:pPr>
-        <w:spacing w:after="0" w:before="0"/>
-      </w:pPr>
       <w:r>
-        <w:rPr>
-          <w:b w:val="0"/>
-          <w:sz w:val="22"/>
-        </w:rPr>
-        <w:t>(a) Chest circumference</w:t>
+        <w:t xml:space="preserve"/>
       </w:r>
     </w:p>
     <w:p>
-      <w:pPr>
-        <w:spacing w:after="0" w:before="0"/>
-      </w:pPr>
       <w:r>
-        <w:rPr>
-          <w:b w:val="0"/>
-          <w:sz w:val="22"/>
-        </w:rPr>
-        <w:t>(b) Weight for height</w:t>
+        <w:t xml:space="preserve">Question: The nurse is assessing a client with pernicious anemia. Which finding is most characteristic?</w:t>
       </w:r>
     </w:p>
     <w:p>
-      <w:pPr>
-        <w:spacing w:after="0" w:before="0"/>
-      </w:pPr>
       <w:r>
-        <w:rPr>
-          <w:b w:val="0"/>
-          <w:sz w:val="22"/>
-        </w:rPr>
-        <w:t>(c) Height for age</w:t>
+        <w:t xml:space="preserve">(a) Paresthesias and unsteady gait</w:t>
       </w:r>
     </w:p>
     <w:p>
-      <w:pPr>
-        <w:spacing w:after="0" w:before="0"/>
-      </w:pPr>
       <w:r>
-        <w:rPr>
-          <w:b w:val="0"/>
-          <w:sz w:val="22"/>
-        </w:rPr>
-        <w:t>(d) MUAC</w:t>
+        <w:t xml:space="preserve">(b) Decreased bleeding tendency</w:t>
       </w:r>
     </w:p>
     <w:p>
-      <w:pPr>
-        <w:spacing w:after="0" w:before="40"/>
-      </w:pPr>
       <w:r>
-        <w:rPr>
-          <w:b/>
-          <w:sz w:val="22"/>
-        </w:rPr>
-        <w:t>Answer: b</w:t>
+        <w:t xml:space="preserve">(c) Increased appetite</w:t>
       </w:r>
     </w:p>
     <w:p>
-      <w:pPr>
-        <w:spacing w:after="0" w:before="0"/>
-      </w:pPr>
       <w:r>
-        <w:rPr>
-          <w:b w:val="0"/>
-          <w:sz w:val="21"/>
-        </w:rPr>
-        <w:t>Solution: According to WHO guidelines, the malnutrition parameter used at anganwadi centers is weight for height (option a). Anganwadi centers are community-based child care and development centers in India that aim to improve the nutritional status and overall development of children below the age of six. Weight for height, also known as the weight-for-height z-score, is a nutritional indicator that assesses acute malnutrition by comparing a child's weight to their height. It provides information about current malnutrition nutritional status and helps identify children at risk of acute malnutrition who may require targeted interventions and support.</w:t>
+        <w:t xml:space="preserve">(d) Flushed, warm skin</w:t>
       </w:r>
     </w:p>
     <w:p>
-      <w:pPr>
-        <w:spacing w:after="0" w:before="0"/>
-      </w:pPr>
       <w:r>
-        <w:rPr>
-          <w:b w:val="0"/>
-          <w:sz w:val="20"/>
-        </w:rPr>
-        <w:t>Positive Marks: 1</w:t>
+        <w:t xml:space="preserve">Answer: a</w:t>
       </w:r>
     </w:p>
     <w:p>
-      <w:pPr>
-        <w:spacing w:after="160" w:before="0"/>
-      </w:pPr>
       <w:r>
-        <w:rPr>
-          <w:b w:val="0"/>
-          <w:sz w:val="20"/>
-        </w:rPr>
-        <w:t>Negative Marks: 0.25</w:t>
+        <w:t xml:space="preserve">Solution: Pernicious anemia results from vitamin B12 deficiency, causing neurologic manifestations such as paresthesias, weakness, and an unsteady gait in addition to anemia. It is treated with lifelong B12 injections.</w:t>
       </w:r>
     </w:p>
     <w:p>
-      <w:pPr>
-        <w:spacing w:after="20" w:before="120"/>
-      </w:pPr>
       <w:r>
-        <w:rPr>
-          <w:b/>
-          <w:sz w:val="22"/>
-        </w:rPr>
-        <w:t>Question: In modern childhood immunization, one component of the DPT vaccine has been removed due to a high occurrence of side effects. Which component is it?</w:t>
+        <w:t xml:space="preserve">Positive Marks: 1</w:t>
       </w:r>
     </w:p>
     <w:p>
-      <w:pPr>
-        <w:spacing w:after="0" w:before="0"/>
-      </w:pPr>
       <w:r>
-        <w:rPr>
-          <w:b w:val="0"/>
-          <w:sz w:val="22"/>
-        </w:rPr>
-        <w:t>(a) Tetanus</w:t>
+        <w:t xml:space="preserve">Negative Marks: 0.25</w:t>
       </w:r>
     </w:p>
     <w:p>
-      <w:pPr>
-        <w:spacing w:after="0" w:before="0"/>
-      </w:pPr>
       <w:r>
-        <w:rPr>
-          <w:b w:val="0"/>
-          <w:sz w:val="22"/>
-        </w:rPr>
-        <w:t>(b) Diphtheria</w:t>
+        <w:t xml:space="preserve"/>
       </w:r>
     </w:p>
     <w:p>
-      <w:pPr>
-        <w:spacing w:after="0" w:before="0"/>
-      </w:pPr>
       <w:r>
-        <w:rPr>
-          <w:b w:val="0"/>
-          <w:sz w:val="22"/>
-        </w:rPr>
-        <w:t>(c) Pertussis</w:t>
+        <w:t xml:space="preserve">Question: A client in the ICU is being weaned from a ventilator. Which finding indicates the client may be ready for extubation?</w:t>
       </w:r>
     </w:p>
     <w:p>
-      <w:pPr>
-        <w:spacing w:after="0" w:before="0"/>
-      </w:pPr>
       <w:r>
-        <w:rPr>
-          <w:b w:val="0"/>
-          <w:sz w:val="22"/>
-        </w:rPr>
-        <w:t>(d) All of the above</w:t>
+        <w:t xml:space="preserve">(a) Ability to cough and clear secretions</w:t>
       </w:r>
     </w:p>
     <w:p>
-      <w:pPr>
-        <w:spacing w:after="0" w:before="40"/>
-      </w:pPr>
       <w:r>
-        <w:rPr>
-          <w:b/>
-          <w:sz w:val="22"/>
-        </w:rPr>
-        <w:t>Answer: c</w:t>
+        <w:t xml:space="preserve">(b) Shallow, irregular breathing</w:t>
       </w:r>
     </w:p>
     <w:p>
-      <w:pPr>
-        <w:spacing w:after="0" w:before="0"/>
-      </w:pPr>
       <w:r>
-        <w:rPr>
-          <w:b w:val="0"/>
-          <w:sz w:val="21"/>
-        </w:rPr>
-        <w:t>Solution: In modern childhood immunization, the component of the DPT vaccine that has been removed due to a high occurrence of side effects is pertussis (whooping cough). The original DPT vaccine contained three components: diphtheria toxoid, tetanus toxoid, and whole-cell pertussis vaccine. However, due to concerns about side effects associated with the whole-cell pertussis vaccine, an acellular pertussis vaccine was developed. The acellular pertussis vaccine contains purified components of the pertussis bacterium, which significantly reduces the risk of side effects while still providing protection against whooping cough. This change in the vaccine formulation has contributed to improved safety and acceptability of the DPT vaccine.</w:t>
+        <w:t xml:space="preserve">(c) Oxygen saturation of 85% on room air</w:t>
       </w:r>
     </w:p>
     <w:p>
-      <w:pPr>
-        <w:spacing w:after="0" w:before="0"/>
-      </w:pPr>
       <w:r>
-        <w:rPr>
-          <w:b w:val="0"/>
-          <w:sz w:val="20"/>
-        </w:rPr>
-        <w:t>Positive Marks: 1</w:t>
+        <w:t xml:space="preserve">(d) Rising carbon dioxide levels</w:t>
       </w:r>
     </w:p>
     <w:p>
-      <w:pPr>
-        <w:spacing w:after="160" w:before="0"/>
-      </w:pPr>
       <w:r>
-        <w:rPr>
-          <w:b w:val="0"/>
-          <w:sz w:val="20"/>
-        </w:rPr>
-        <w:t>Negative Marks: 0.25</w:t>
+        <w:t xml:space="preserve">Answer: a</w:t>
       </w:r>
     </w:p>
     <w:p>
-      <w:pPr>
-        <w:spacing w:after="20" w:before="120"/>
-      </w:pPr>
       <w:r>
-        <w:rPr>
-          <w:b/>
-          <w:sz w:val="22"/>
-        </w:rPr>
-        <w:t>Question: What are the benefits of kangaroo mother care?</w:t>
+        <w:t xml:space="preserve">Solution: Readiness for extubation includes an intact cough and gag, stable vital signs, adequate oxygenation, and the ability to protect the airway. Shallow breathing, hypoxia, and rising CO2 indicate failure.</w:t>
       </w:r>
     </w:p>
     <w:p>
-      <w:pPr>
-        <w:spacing w:after="0" w:before="0"/>
-      </w:pPr>
       <w:r>
-        <w:rPr>
-          <w:b w:val="0"/>
-          <w:sz w:val="22"/>
-        </w:rPr>
-        <w:t>(a) It maintains temperature.</w:t>
+        <w:t xml:space="preserve">Positive Marks: 1</w:t>
       </w:r>
     </w:p>
     <w:p>
-      <w:pPr>
-        <w:spacing w:after="0" w:before="0"/>
-      </w:pPr>
       <w:r>
-        <w:rPr>
-          <w:b w:val="0"/>
-          <w:sz w:val="22"/>
-        </w:rPr>
-        <w:t>(b) It is helpful in breast feeding.</w:t>
+        <w:t xml:space="preserve">Negative Marks: 0.25</w:t>
       </w:r>
     </w:p>
     <w:p>
-      <w:pPr>
-        <w:spacing w:after="0" w:before="0"/>
-      </w:pPr>
       <w:r>
-        <w:rPr>
-          <w:b w:val="0"/>
-          <w:sz w:val="22"/>
-        </w:rPr>
-        <w:t>(c) It increases the affinity between mother and baby.</w:t>
+        <w:t xml:space="preserve"/>
       </w:r>
     </w:p>
     <w:p>
-      <w:pPr>
-        <w:spacing w:after="0" w:before="0"/>
-      </w:pPr>
       <w:r>
-        <w:rPr>
-          <w:b w:val="0"/>
-          <w:sz w:val="22"/>
-        </w:rPr>
-        <w:t>(d) All of the above</w:t>
+        <w:t xml:space="preserve">Question: A client with cirrhosis has ascites. The nurse should monitor the client for which complication?</w:t>
       </w:r>
     </w:p>
     <w:p>
-      <w:pPr>
-        <w:spacing w:after="0" w:before="40"/>
-      </w:pPr>
       <w:r>
-        <w:rPr>
-          <w:b/>
-          <w:sz w:val="22"/>
-        </w:rPr>
-        <w:t>Answer: d</w:t>
+        <w:t xml:space="preserve">(a) Spontaneous bacterial peritonitis</w:t>
       </w:r>
     </w:p>
     <w:p>
-      <w:pPr>
-        <w:spacing w:after="0" w:before="0"/>
-      </w:pPr>
       <w:r>
-        <w:rPr>
-          <w:b w:val="0"/>
-          <w:sz w:val="21"/>
-        </w:rPr>
-        <w:t>Solution: Kangaroo mother care maintains temperature, promotes breastfeeding and strengthens mother-infant bonding - all of the above.</w:t>
+        <w:t xml:space="preserve">(b) Hyperglycemia</w:t>
       </w:r>
     </w:p>
     <w:p>
-      <w:pPr>
-        <w:spacing w:after="0" w:before="0"/>
-      </w:pPr>
       <w:r>
-        <w:rPr>
-          <w:b w:val="0"/>
-          <w:sz w:val="20"/>
-        </w:rPr>
-        <w:t>Positive Marks: 1</w:t>
+        <w:t xml:space="preserve">(c) Metabolic alkalosis</w:t>
       </w:r>
     </w:p>
     <w:p>
-      <w:pPr>
-        <w:spacing w:after="160" w:before="0"/>
-      </w:pPr>
       <w:r>
-        <w:rPr>
-          <w:b w:val="0"/>
-          <w:sz w:val="20"/>
-        </w:rPr>
-        <w:t>Negative Marks: 0.25</w:t>
+        <w:t xml:space="preserve">(d) Increased serum albumin</w:t>
       </w:r>
     </w:p>
     <w:p>
-      <w:pPr>
-        <w:spacing w:after="20" w:before="120"/>
-      </w:pPr>
       <w:r>
-        <w:rPr>
-          <w:b/>
-          <w:sz w:val="22"/>
-        </w:rPr>
-        <w:t>Question: Which of the following clinical features is not typically seen in delirium?</w:t>
+        <w:t xml:space="preserve">Answer: a</w:t>
       </w:r>
     </w:p>
     <w:p>
-      <w:pPr>
-        <w:spacing w:after="0" w:before="0"/>
-      </w:pPr>
       <w:r>
-        <w:rPr>
-          <w:b w:val="0"/>
-          <w:sz w:val="22"/>
-        </w:rPr>
-        <w:t>(a) Visual hallucination</w:t>
+        <w:t xml:space="preserve">Solution: Ascites in cirrhosis predisposes to spontaneous bacterial peritonitis (SBP), an infection of the ascitic fluid, presenting with fever, abdominal pain, and worsening ascites. Serum albumin is decreased in cirrhosis.</w:t>
       </w:r>
     </w:p>
     <w:p>
-      <w:pPr>
-        <w:spacing w:after="0" w:before="0"/>
-      </w:pPr>
       <w:r>
-        <w:rPr>
-          <w:b w:val="0"/>
-          <w:sz w:val="22"/>
-        </w:rPr>
-        <w:t>(b) Sun-downer syndrome</w:t>
+        <w:t xml:space="preserve">Positive Marks: 1</w:t>
       </w:r>
     </w:p>
     <w:p>
-      <w:pPr>
-        <w:spacing w:after="0" w:before="0"/>
-      </w:pPr>
       <w:r>
-        <w:rPr>
-          <w:b w:val="0"/>
-          <w:sz w:val="22"/>
-        </w:rPr>
-        <w:t>(c) Agitation</w:t>
+        <w:t xml:space="preserve">Negative Marks: 0.25</w:t>
       </w:r>
     </w:p>
     <w:p>
-      <w:pPr>
-        <w:spacing w:after="0" w:before="0"/>
-      </w:pPr>
       <w:r>
-        <w:rPr>
-          <w:b w:val="0"/>
-          <w:sz w:val="22"/>
-        </w:rPr>
-        <w:t>(d) Disturb the Sleep wake cycle</w:t>
+        <w:t xml:space="preserve"/>
       </w:r>
     </w:p>
     <w:p>
-      <w:pPr>
-        <w:spacing w:after="0" w:before="40"/>
-      </w:pPr>
       <w:r>
-        <w:rPr>
-          <w:b/>
-          <w:sz w:val="22"/>
-        </w:rPr>
-        <w:t>Answer: d</w:t>
+        <w:t xml:space="preserve">Question: A nurse is preparing a client for a colonoscopy. Which bowel preparation instruction is correct?</w:t>
       </w:r>
     </w:p>
     <w:p>
-      <w:pPr>
-        <w:spacing w:after="0" w:before="0"/>
-      </w:pPr>
       <w:r>
-        <w:rPr>
-          <w:b w:val="0"/>
-          <w:sz w:val="21"/>
-        </w:rPr>
-        <w:t>Solution: Sundown syndrome is typically not seen in delirium, its characteristic of dementia. Delirium is a common neuropsychiatric syndrome characterized by a disturbance in attention and awareness, which develops over a short period of time and fluctuates in severity. The key clinical features of delirium include disturbance in attention, disorganized thinking, and altered level of consciousness. In addition to these features, patients with delirium may exhibit symptoms like visual hallucinations, fluctuating levels of consciousness, sleep-wake cycle disturbance, and agitation.</w:t>
+        <w:t xml:space="preserve">(a) Follow a clear liquid diet and take the prescribed bowel prep solution</w:t>
       </w:r>
     </w:p>
     <w:p>
-      <w:pPr>
-        <w:spacing w:after="0" w:before="0"/>
-      </w:pPr>
       <w:r>
-        <w:rPr>
-          <w:b w:val="0"/>
-          <w:sz w:val="20"/>
-        </w:rPr>
-        <w:t>Positive Marks: 1</w:t>
+        <w:t xml:space="preserve">(b) Eat a high-fiber meal the night before</w:t>
       </w:r>
     </w:p>
     <w:p>
-      <w:pPr>
-        <w:spacing w:after="160" w:before="0"/>
-      </w:pPr>
       <w:r>
-        <w:rPr>
-          <w:b w:val="0"/>
-          <w:sz w:val="20"/>
-        </w:rPr>
-        <w:t>Negative Marks: 0.25</w:t>
+        <w:t xml:space="preserve">(c) Take iron supplements as usual</w:t>
       </w:r>
     </w:p>
     <w:p>
-      <w:pPr>
-        <w:spacing w:after="20" w:before="120"/>
-      </w:pPr>
       <w:r>
-        <w:rPr>
-          <w:b/>
-          <w:sz w:val="22"/>
-        </w:rPr>
-        <w:t>Question: A client with status asthmaticus is receiving nebulized albuterol. Which finding indicates the treatment is effective?</w:t>
+        <w:t xml:space="preserve">(d) Stop all fluids 1 hour before the test</w:t>
       </w:r>
     </w:p>
     <w:p>
-      <w:pPr>
-        <w:spacing w:after="0" w:before="0"/>
-      </w:pPr>
       <w:r>
-        <w:rPr>
-          <w:b w:val="0"/>
-          <w:sz w:val="22"/>
-        </w:rPr>
-        <w:t>(a) Wheezing becomes louder</w:t>
+        <w:t xml:space="preserve">Answer: a</w:t>
       </w:r>
     </w:p>
     <w:p>
-      <w:pPr>
-        <w:spacing w:after="0" w:before="0"/>
-      </w:pPr>
       <w:r>
-        <w:rPr>
-          <w:b w:val="0"/>
-          <w:sz w:val="22"/>
-        </w:rPr>
-        <w:t>(b) Client reports chest tightness</w:t>
+        <w:t xml:space="preserve">Solution: Colonoscopy requires a clear liquid diet and a bowel-cleansing solution the day before the procedure so the colon is empty for visualization. Iron is stopped because it darkens stool and impairs view.</w:t>
       </w:r>
     </w:p>
     <w:p>
-      <w:pPr>
-        <w:spacing w:after="0" w:before="0"/>
-      </w:pPr>
       <w:r>
-        <w:rPr>
-          <w:b w:val="0"/>
-          <w:sz w:val="22"/>
-        </w:rPr>
-        <w:t>(c) SpO2 falls to 88%</w:t>
+        <w:t xml:space="preserve">Positive Marks: 1</w:t>
       </w:r>
     </w:p>
     <w:p>
-      <w:pPr>
-        <w:spacing w:after="0" w:before="0"/>
-      </w:pPr>
       <w:r>
-        <w:rPr>
-          <w:b w:val="0"/>
-          <w:sz w:val="22"/>
-        </w:rPr>
-        <w:t>(d) Respiratory rate decreases from 32 to 20 breaths/min</w:t>
+        <w:t xml:space="preserve">Negative Marks: 0.25</w:t>
       </w:r>
     </w:p>
     <w:p>
-      <w:pPr>
-        <w:spacing w:after="0" w:before="40"/>
-      </w:pPr>
       <w:r>
-        <w:rPr>
-          <w:b/>
-          <w:sz w:val="22"/>
-        </w:rPr>
-        <w:t>Answer: d</w:t>
+        <w:t xml:space="preserve"/>
       </w:r>
     </w:p>
     <w:p>
-      <w:pPr>
-        <w:spacing w:after="0" w:before="0"/>
-      </w:pPr>
       <w:r>
-        <w:rPr>
-          <w:b w:val="0"/>
-          <w:sz w:val="21"/>
-        </w:rPr>
-        <w:t>Solution: A falling respiratory rate with improving air entry indicates bronchodilation. Louder wheezing may actually signal improved air movement, but the clearest sign of improvement is a normalizing respiratory rate and oxygenation.</w:t>
+        <w:t xml:space="preserve">Question: Which client is at highest risk for the development of hyperkalemia?</w:t>
       </w:r>
     </w:p>
     <w:p>
-      <w:pPr>
-        <w:spacing w:after="0" w:before="0"/>
-      </w:pPr>
       <w:r>
-        <w:rPr>
-          <w:b w:val="0"/>
-          <w:sz w:val="20"/>
-        </w:rPr>
-        <w:t>Positive Marks: 1</w:t>
+        <w:t xml:space="preserve">(a) A client with acute kidney injury</w:t>
       </w:r>
     </w:p>
     <w:p>
-      <w:pPr>
-        <w:spacing w:after="160" w:before="0"/>
-      </w:pPr>
       <w:r>
-        <w:rPr>
-          <w:b w:val="0"/>
-          <w:sz w:val="20"/>
-        </w:rPr>
-        <w:t>Negative Marks: 0.25</w:t>
+        <w:t xml:space="preserve">(b) A client taking a loop diuretic</w:t>
       </w:r>
     </w:p>
     <w:p>
-      <w:pPr>
-        <w:spacing w:after="20" w:before="120"/>
-      </w:pPr>
       <w:r>
-        <w:rPr>
-          <w:b/>
-          <w:sz w:val="22"/>
-        </w:rPr>
-        <w:t>Question: A child who has type 1 diabetes mellitus admitted in the hospital, a nurse gave him broccoli vegetable to eat but the children refused to eat and requesting to the nurse add the corn in their diet then what should nurse`s response? COVID-19 - disinfectanl , microbiolog C ( Nutrition]</w:t>
+        <w:t xml:space="preserve">(c) A client with diarrhea</w:t>
       </w:r>
     </w:p>
     <w:p>
-      <w:pPr>
-        <w:spacing w:after="0" w:before="0"/>
-      </w:pPr>
       <w:r>
-        <w:rPr>
-          <w:b w:val="0"/>
-          <w:sz w:val="22"/>
-        </w:rPr>
-        <w:t>(a) Vegetable can exchange with vegetable only</w:t>
+        <w:t xml:space="preserve">(d) A client with nasogastric suctioning</w:t>
       </w:r>
     </w:p>
     <w:p>
-      <w:pPr>
-        <w:spacing w:after="0" w:before="0"/>
-      </w:pPr>
       <w:r>
-        <w:rPr>
-          <w:b w:val="0"/>
-          <w:sz w:val="22"/>
-        </w:rPr>
-        <w:t>(b) No exchange of vegetable permitted</w:t>
+        <w:t xml:space="preserve">Answer: a</w:t>
       </w:r>
     </w:p>
     <w:p>
-      <w:pPr>
-        <w:spacing w:after="0" w:before="0"/>
-      </w:pPr>
       <w:r>
-        <w:rPr>
-          <w:b w:val="0"/>
-          <w:sz w:val="22"/>
-        </w:rPr>
-        <w:t>(c) Impose the force to eating broccoli</w:t>
+        <w:t xml:space="preserve">Solution: Acute kidney injury impairs potassium excretion, causing hyperkalemia — a life-threatening condition. Loop diuretics, diarrhea, and NG suction cause potassium loss (hypokalemia).</w:t>
       </w:r>
     </w:p>
     <w:p>
-      <w:pPr>
-        <w:spacing w:after="0" w:before="0"/>
-      </w:pPr>
       <w:r>
-        <w:rPr>
-          <w:b w:val="0"/>
-          <w:sz w:val="22"/>
-        </w:rPr>
-        <w:t>(d) Assure the child that tomorrow will add a new thing</w:t>
+        <w:t xml:space="preserve">Positive Marks: 1</w:t>
       </w:r>
     </w:p>
     <w:p>
-      <w:pPr>
-        <w:spacing w:after="0" w:before="40"/>
-      </w:pPr>
       <w:r>
-        <w:rPr>
-          <w:b/>
-          <w:sz w:val="22"/>
-        </w:rPr>
-        <w:t>Answer: a</w:t>
+        <w:t xml:space="preserve">Negative Marks: 0.25</w:t>
       </w:r>
     </w:p>
     <w:p>
-      <w:pPr>
-        <w:spacing w:after="0" w:before="0"/>
-      </w:pPr>
       <w:r>
-        <w:rPr>
-          <w:b w:val="0"/>
-          <w:sz w:val="21"/>
-        </w:rPr>
-        <w:t>Solution: In a situation where a child with type 1 diabetes mellitus refuses to eat a recommended vegetable, the nurse should offer to exchange the vegetable with another vegetable, but not with non-vegetable options. According to the American Diabetes Association (ADA), meal planning for children with diabetes should include a variety of healthy foods, including vegetables, with a focus on controlling carbohydrate intake to maintain optimal blood glucose levels. However, the ADA also recognizes that it is important to work with children and their families to individualize meal plans to meet their needs and preferences while still achieving glycemic targets. (ADA, 2021)</w:t>
+        <w:t xml:space="preserve"/>
       </w:r>
     </w:p>
     <w:p>
-      <w:pPr>
-        <w:spacing w:after="0" w:before="0"/>
-      </w:pPr>
       <w:r>
-        <w:rPr>
-          <w:b w:val="0"/>
-          <w:sz w:val="20"/>
-        </w:rPr>
-        <w:t>Positive Marks: 1</w:t>
+        <w:t xml:space="preserve">Question: The nurse is caring for a client who had a stroke affecting the right hemisphere. Which manifestation is expected?</w:t>
       </w:r>
     </w:p>
     <w:p>
-      <w:pPr>
-        <w:spacing w:after="160" w:before="0"/>
-      </w:pPr>
       <w:r>
-        <w:rPr>
-          <w:b w:val="0"/>
-          <w:sz w:val="20"/>
-        </w:rPr>
-        <w:t>Negative Marks: 0.25</w:t>
+        <w:t xml:space="preserve">(a) Left-sided weakness and neglect</w:t>
       </w:r>
     </w:p>
     <w:p>
-      <w:pPr>
-        <w:spacing w:after="20" w:before="120"/>
-      </w:pPr>
       <w:r>
-        <w:rPr>
-          <w:b/>
-          <w:sz w:val="22"/>
-        </w:rPr>
-        <w:t>Question: A client on DOTS therapy for tuberculosis reports orange-red discoloration of urine. What should the nurse explain?</w:t>
+        <w:t xml:space="preserve">(b) Right-sided weakness and aphasia</w:t>
       </w:r>
     </w:p>
     <w:p>
-      <w:pPr>
-        <w:spacing w:after="0" w:before="0"/>
-      </w:pPr>
       <w:r>
-        <w:rPr>
-          <w:b w:val="0"/>
-          <w:sz w:val="22"/>
-        </w:rPr>
-        <w:t>(a) It indicates liver damage</w:t>
+        <w:t xml:space="preserve">(c) Impaired speech only</w:t>
       </w:r>
     </w:p>
     <w:p>
-      <w:pPr>
-        <w:spacing w:after="0" w:before="0"/>
-      </w:pPr>
       <w:r>
-        <w:rPr>
-          <w:b w:val="0"/>
-          <w:sz w:val="22"/>
-        </w:rPr>
-        <w:t>(b) The client needs a higher dose</w:t>
+        <w:t xml:space="preserve">(d) Bilateral paralysis</w:t>
       </w:r>
     </w:p>
     <w:p>
-      <w:pPr>
-        <w:spacing w:after="0" w:before="0"/>
-      </w:pPr>
       <w:r>
-        <w:rPr>
-          <w:b w:val="0"/>
-          <w:sz w:val="22"/>
-        </w:rPr>
-        <w:t>(c) It is a harmless side effect of rifampicin and therapy must continue</w:t>
+        <w:t xml:space="preserve">Answer: a</w:t>
       </w:r>
     </w:p>
     <w:p>
-      <w:pPr>
-        <w:spacing w:after="0" w:before="0"/>
-      </w:pPr>
       <w:r>
-        <w:rPr>
-          <w:b w:val="0"/>
-          <w:sz w:val="22"/>
-        </w:rPr>
-        <w:t>(d) The drug must be stopped immediately</w:t>
+        <w:t xml:space="preserve">Solution: Because motor and sensory pathways cross, a right hemisphere stroke causes left-sided weakness and left-sided neglect (unawareness of the affected side). Language centers on the left hemisphere cause aphasia with left-sided strokes.</w:t>
       </w:r>
     </w:p>
     <w:p>
-      <w:pPr>
-        <w:spacing w:after="0" w:before="40"/>
-      </w:pPr>
       <w:r>
-        <w:rPr>
-          <w:b/>
-          <w:sz w:val="22"/>
-        </w:rPr>
-        <w:t>Answer: c</w:t>
+        <w:t xml:space="preserve">Positive Marks: 1</w:t>
       </w:r>
     </w:p>
     <w:p>
-      <w:pPr>
-        <w:spacing w:after="0" w:before="0"/>
-      </w:pPr>
       <w:r>
-        <w:rPr>
-          <w:b w:val="0"/>
-          <w:sz w:val="21"/>
-        </w:rPr>
-        <w:t>Solution: Rifampicin harmlessly turns urine (and tears/sweat) orange-red; the client is reassured and adherence continues. Jaundice or hepatitis symptoms, however, require evaluation.</w:t>
+        <w:t xml:space="preserve">Negative Marks: 0.25</w:t>
       </w:r>
     </w:p>
     <w:p>
-      <w:pPr>
-        <w:spacing w:after="0" w:before="0"/>
-      </w:pPr>
       <w:r>
-        <w:rPr>
-          <w:b w:val="0"/>
-          <w:sz w:val="20"/>
-        </w:rPr>
-        <w:t>Positive Marks: 1</w:t>
+        <w:t xml:space="preserve"/>
       </w:r>
     </w:p>
     <w:p>
-      <w:pPr>
-        <w:spacing w:after="160" w:before="0"/>
-      </w:pPr>
       <w:r>
-        <w:rPr>
-          <w:b w:val="0"/>
-          <w:sz w:val="20"/>
-        </w:rPr>
-        <w:t>Negative Marks: 0.25</w:t>
+        <w:t xml:space="preserve">Question: A client with a new diagnosis of type 2 diabetes is prescribed metformin. The nurse should teach the client to:</w:t>
       </w:r>
     </w:p>
     <w:p>
-      <w:pPr>
-        <w:spacing w:after="20" w:before="120"/>
-      </w:pPr>
       <w:r>
-        <w:rPr>
-          <w:b/>
-          <w:sz w:val="22"/>
-        </w:rPr>
-        <w:t>Question: Which laboratory value requires IMMEDIATE notification in a client with chronic kidney disease?</w:t>
+        <w:t xml:space="preserve">(a) Take the medication with meals to reduce GI upset</w:t>
       </w:r>
     </w:p>
     <w:p>
-      <w:pPr>
-        <w:spacing w:after="0" w:before="0"/>
-      </w:pPr>
       <w:r>
-        <w:rPr>
-          <w:b w:val="0"/>
-          <w:sz w:val="22"/>
-        </w:rPr>
-        <w:t>(a) Hemoglobin 10.2 g/dL</w:t>
+        <w:t xml:space="preserve">(b) Expect weight gain as a common side effect</w:t>
       </w:r>
     </w:p>
     <w:p>
-      <w:pPr>
-        <w:spacing w:after="0" w:before="0"/>
-      </w:pPr>
       <w:r>
-        <w:rPr>
-          <w:b w:val="0"/>
-          <w:sz w:val="22"/>
-        </w:rPr>
-        <w:t>(b) Serum creatinine 2.4 mg/dL</w:t>
+        <w:t xml:space="preserve">(c) Stop the drug if blood glucose falls below 200 mg/dL</w:t>
       </w:r>
     </w:p>
     <w:p>
-      <w:pPr>
-        <w:spacing w:after="0" w:before="0"/>
-      </w:pPr>
       <w:r>
-        <w:rPr>
-          <w:b w:val="0"/>
-          <w:sz w:val="22"/>
-        </w:rPr>
-        <w:t>(c) Blood urea nitrogen 42 mg/dL</w:t>
+        <w:t xml:space="preserve">(d) Take a double dose if a meal is skipped</w:t>
       </w:r>
     </w:p>
     <w:p>
-      <w:pPr>
-        <w:spacing w:after="0" w:before="0"/>
-      </w:pPr>
       <w:r>
-        <w:rPr>
-          <w:b w:val="0"/>
-          <w:sz w:val="22"/>
-        </w:rPr>
-        <w:t>(d) Serum potassium 6.8 mEq/L</w:t>
+        <w:t xml:space="preserve">Answer: a</w:t>
       </w:r>
     </w:p>
     <w:p>
-      <w:pPr>
-        <w:spacing w:after="0" w:before="40"/>
-      </w:pPr>
       <w:r>
-        <w:rPr>
-          <w:b/>
-          <w:sz w:val="22"/>
-        </w:rPr>
-        <w:t>Answer: d</w:t>
+        <w:t xml:space="preserve">Solution: Metformin is taken with meals to minimize gastrointestinal side effects such as nausea and diarrhea. It does not usually cause weight gain; blood glucose goals are individualized and doses are never doubled.</w:t>
       </w:r>
     </w:p>
     <w:p>
-      <w:pPr>
-        <w:spacing w:after="0" w:before="0"/>
-      </w:pPr>
       <w:r>
-        <w:rPr>
-          <w:b w:val="0"/>
-          <w:sz w:val="21"/>
-        </w:rPr>
-        <w:t>Solution: Hyperkalemia (&gt;5.5 mEq/L) can precipitate lethal cardiac dysrhythmias; potassium 6.8 mEq/L is a critical value that must be reported immediately.</w:t>
+        <w:t xml:space="preserve">Positive Marks: 1</w:t>
       </w:r>
     </w:p>
     <w:p>
-      <w:pPr>
-        <w:spacing w:after="0" w:before="0"/>
-      </w:pPr>
       <w:r>
-        <w:rPr>
-          <w:b w:val="0"/>
-          <w:sz w:val="20"/>
-        </w:rPr>
-        <w:t>Positive Marks: 1</w:t>
+        <w:t xml:space="preserve">Negative Marks: 0.25</w:t>
       </w:r>
     </w:p>
     <w:p>
-      <w:pPr>
-        <w:spacing w:after="160" w:before="0"/>
-      </w:pPr>
       <w:r>
-        <w:rPr>
-          <w:b w:val="0"/>
-          <w:sz w:val="20"/>
-        </w:rPr>
-        <w:t>Negative Marks: 0.25</w:t>
+        <w:t xml:space="preserve"/>
       </w:r>
     </w:p>
     <w:p>
-      <w:pPr>
-        <w:spacing w:after="20" w:before="120"/>
-      </w:pPr>
       <w:r>
-        <w:rPr>
-          <w:b/>
-          <w:sz w:val="22"/>
-        </w:rPr>
-        <w:t>Question: The nurse is caring for a client 2 hours after an ischemic stroke. Which assessment finding indicates increased intracranial pressure and needs IMMEDIATE action?</w:t>
+        <w:t xml:space="preserve">Question: A client is receiving a unit of packed red blood cells. The nurse checks the vital signs before the transfusion. What is the most appropriate time to recheck them?</w:t>
       </w:r>
     </w:p>
     <w:p>
-      <w:pPr>
-        <w:spacing w:after="0" w:before="0"/>
-      </w:pPr>
       <w:r>
-        <w:rPr>
-          <w:b w:val="0"/>
-          <w:sz w:val="22"/>
-        </w:rPr>
-        <w:t>(a) Pupils unequal and sluggish to react</w:t>
+        <w:t xml:space="preserve">(a) 15 minutes after the transfusion starts</w:t>
       </w:r>
     </w:p>
     <w:p>
-      <w:pPr>
-        <w:spacing w:after="0" w:before="0"/>
-      </w:pPr>
       <w:r>
-        <w:rPr>
-          <w:b w:val="0"/>
-          <w:sz w:val="22"/>
-        </w:rPr>
-        <w:t>(b) Right-sided hemiparesis</w:t>
+        <w:t xml:space="preserve">(b) At the end of the transfusion only</w:t>
       </w:r>
     </w:p>
     <w:p>
-      <w:pPr>
-        <w:spacing w:after="0" w:before="0"/>
-      </w:pPr>
       <w:r>
-        <w:rPr>
-          <w:b w:val="0"/>
-          <w:sz w:val="22"/>
-        </w:rPr>
-        <w:t>(c) Blood pressure 150/90 mm Hg</w:t>
+        <w:t xml:space="preserve">(c) Every 2 hours</w:t>
       </w:r>
     </w:p>
     <w:p>
-      <w:pPr>
-        <w:spacing w:after="0" w:before="0"/>
-      </w:pPr>
       <w:r>
-        <w:rPr>
-          <w:b w:val="0"/>
-          <w:sz w:val="22"/>
-        </w:rPr>
-        <w:t>(d) Mild expressive aphasia</w:t>
+        <w:t xml:space="preserve">(d) Only if the client reports symptoms</w:t>
       </w:r>
     </w:p>
     <w:p>
-      <w:pPr>
-        <w:spacing w:after="0" w:before="40"/>
-      </w:pPr>
       <w:r>
-        <w:rPr>
-          <w:b/>
-          <w:sz w:val="22"/>
-        </w:rPr>
-        <w:t>Answer: a</w:t>
+        <w:t xml:space="preserve">Answer: a</w:t>
       </w:r>
     </w:p>
     <w:p>
-      <w:pPr>
-        <w:spacing w:after="0" w:before="0"/>
-      </w:pPr>
       <w:r>
-        <w:rPr>
-          <w:b w:val="0"/>
-          <w:sz w:val="21"/>
-        </w:rPr>
-        <w:t>Solution: Unequal, sluggish pupils are a late and ominous sign of rising intracranial pressure (uncal herniation); the other options are expected stroke deficits.</w:t>
+        <w:t xml:space="preserve">Solution: Vital signs are checked before, 15 minutes after starting (when most severe reactions occur), and then periodically throughout the transfusion, plus immediately if any reaction symptoms develop.</w:t>
       </w:r>
     </w:p>
     <w:p>
-      <w:pPr>
-        <w:spacing w:after="0" w:before="0"/>
-      </w:pPr>
       <w:r>
-        <w:rPr>
-          <w:b w:val="0"/>
-          <w:sz w:val="20"/>
-        </w:rPr>
-        <w:t>Positive Marks: 1</w:t>
+        <w:t xml:space="preserve">Positive Marks: 1</w:t>
       </w:r>
     </w:p>
     <w:p>
-      <w:pPr>
-        <w:spacing w:after="160" w:before="0"/>
-      </w:pPr>
       <w:r>
-        <w:rPr>
-          <w:b w:val="0"/>
-          <w:sz w:val="20"/>
-        </w:rPr>
-        <w:t>Negative Marks: 0.25</w:t>
+        <w:t xml:space="preserve">Negative Marks: 0.25</w:t>
       </w:r>
     </w:p>
     <w:p>
-      <w:pPr>
-        <w:spacing w:after="20" w:before="120"/>
-      </w:pPr>
       <w:r>
-        <w:rPr>
-          <w:b/>
-          <w:sz w:val="22"/>
-        </w:rPr>
-        <w:t>Question: Which medication can cause cervical dystonia (torticollis) or neck turning to one side?</w:t>
+        <w:t xml:space="preserve">Question: A client is admitted with acute cholecystitis. Which symptom is most characteristic?</w:t>
       </w:r>
     </w:p>
     <w:p>
-      <w:pPr>
-        <w:spacing w:after="0" w:before="0"/>
-      </w:pPr>
       <w:r>
-        <w:rPr>
-          <w:b w:val="0"/>
-          <w:sz w:val="22"/>
-        </w:rPr>
-        <w:t>(a) Escitalopram</w:t>
+        <w:t xml:space="preserve">(a) Severe right upper quadrant pain radiating to the right shoulder</w:t>
       </w:r>
     </w:p>
     <w:p>
-      <w:pPr>
-        <w:spacing w:after="0" w:before="0"/>
-      </w:pPr>
       <w:r>
-        <w:rPr>
-          <w:b w:val="0"/>
-          <w:sz w:val="22"/>
-        </w:rPr>
-        <w:t>(b) Resperidone</w:t>
+        <w:t xml:space="preserve">(b) Left lower quadrant pain</w:t>
       </w:r>
     </w:p>
     <w:p>
-      <w:pPr>
-        <w:spacing w:after="0" w:before="0"/>
-      </w:pPr>
       <w:r>
-        <w:rPr>
-          <w:b w:val="0"/>
-          <w:sz w:val="22"/>
-        </w:rPr>
-        <w:t>(c) Valproate</w:t>
+        <w:t xml:space="preserve">(c) Epigastric pain relieved by eating</w:t>
       </w:r>
     </w:p>
     <w:p>
-      <w:pPr>
-        <w:spacing w:after="0" w:before="0"/>
-      </w:pPr>
       <w:r>
-        <w:rPr>
-          <w:b w:val="0"/>
-          <w:sz w:val="22"/>
-        </w:rPr>
-        <w:t>(d) Phenytoin</w:t>
+        <w:t xml:space="preserve">(d) Painless jaundice</w:t>
       </w:r>
     </w:p>
     <w:p>
-      <w:pPr>
-        <w:spacing w:after="0" w:before="40"/>
-      </w:pPr>
       <w:r>
-        <w:rPr>
-          <w:b/>
-          <w:sz w:val="22"/>
-        </w:rPr>
-        <w:t>Answer: b</w:t>
+        <w:t xml:space="preserve">Answer: a</w:t>
       </w:r>
     </w:p>
     <w:p>
-      <w:pPr>
-        <w:spacing w:after="0" w:before="0"/>
-      </w:pPr>
       <w:r>
-        <w:rPr>
-          <w:b w:val="0"/>
-          <w:sz w:val="21"/>
-        </w:rPr>
-        <w:t>Solution: Risperidone (option D) is a medication that can cause cervical dystonia or torticollis, which is the involuntary turning of the neck to one side. Cervical dystonia is a movement disorder characterized by abnormal muscle contractions in the neck, resulting in sustained or intermittent twisting and posturing of the head. Risperidone is an antipsychotic medication commonly used to treat conditions such as schizophrenia and bipolar disorder. Although rare, cervical dystonia can be a side effect of resperidone treatment. Other medications, such as certain antidepressants and anti-nausea drugs, can also cause cervical dystonia as an adverse effect.</w:t>
+        <w:t xml:space="preserve">Solution: Acute cholecystitis causes severe right upper quadrant pain that may radiate to the right shoulder or scapula, often triggered by fatty meals. Painless jaundice suggests pancreatic or biliary malignancy.</w:t>
       </w:r>
     </w:p>
     <w:p>
-      <w:pPr>
-        <w:spacing w:after="0" w:before="0"/>
-      </w:pPr>
       <w:r>
-        <w:rPr>
-          <w:b w:val="0"/>
-          <w:sz w:val="20"/>
-        </w:rPr>
-        <w:t>Positive Marks: 1</w:t>
+        <w:t xml:space="preserve">Positive Marks: 1</w:t>
       </w:r>
     </w:p>
     <w:p>
-      <w:pPr>
-        <w:spacing w:after="160" w:before="0"/>
-      </w:pPr>
       <w:r>
-        <w:rPr>
-          <w:b w:val="0"/>
-          <w:sz w:val="20"/>
-        </w:rPr>
-        <w:t>Negative Marks: 0.25</w:t>
+        <w:t xml:space="preserve">Negative Marks: 0.25</w:t>
       </w:r>
     </w:p>
     <w:p>
-      <w:pPr>
-        <w:spacing w:after="20" w:before="120"/>
-      </w:pPr>
       <w:r>
-        <w:rPr>
-          <w:b/>
-          <w:sz w:val="22"/>
-        </w:rPr>
-        <w:t>Question: A child is on chemotherapy. The nurse should teacher the mother about the following; except:</w:t>
+        <w:t xml:space="preserve"/>
       </w:r>
     </w:p>
     <w:p>
-      <w:pPr>
-        <w:spacing w:after="0" w:before="0"/>
-      </w:pPr>
       <w:r>
-        <w:rPr>
-          <w:b w:val="0"/>
-          <w:sz w:val="22"/>
-        </w:rPr>
-        <w:t>(a) Avoid crowded place</w:t>
+        <w:t xml:space="preserve">Question: The nurse is teaching a client who will be taking warfarin at home. Which statement indicates the teaching was effective?</w:t>
       </w:r>
     </w:p>
     <w:p>
-      <w:pPr>
-        <w:spacing w:after="0" w:before="0"/>
-      </w:pPr>
       <w:r>
-        <w:rPr>
-          <w:b w:val="0"/>
-          <w:sz w:val="22"/>
-        </w:rPr>
-        <w:t>(b) Hand washing</w:t>
+        <w:t xml:space="preserve">(a) "I will avoid foods high in vitamin K, or keep their intake consistent."</w:t>
       </w:r>
     </w:p>
     <w:p>
-      <w:pPr>
-        <w:spacing w:after="0" w:before="0"/>
-      </w:pPr>
       <w:r>
-        <w:rPr>
-          <w:b w:val="0"/>
-          <w:sz w:val="22"/>
-        </w:rPr>
-        <w:t>(c) Brush two times</w:t>
+        <w:t xml:space="preserve">(b) "I will take aspirin for headaches."</w:t>
       </w:r>
     </w:p>
     <w:p>
-      <w:pPr>
-        <w:spacing w:after="0" w:before="0"/>
-      </w:pPr>
       <w:r>
-        <w:rPr>
-          <w:b w:val="0"/>
-          <w:sz w:val="22"/>
-        </w:rPr>
-        <w:t>(d) Sitz bath</w:t>
+        <w:t xml:space="preserve">(c) "I will double my dose if I miss one."</w:t>
       </w:r>
     </w:p>
     <w:p>
-      <w:pPr>
-        <w:spacing w:after="0" w:before="40"/>
-      </w:pPr>
       <w:r>
-        <w:rPr>
-          <w:b/>
-          <w:sz w:val="22"/>
-        </w:rPr>
-        <w:t>Answer: d</w:t>
+        <w:t xml:space="preserve">(d) "I do not need blood tests since the dose is fixed."</w:t>
       </w:r>
     </w:p>
     <w:p>
-      <w:pPr>
-        <w:spacing w:after="0" w:before="0"/>
-      </w:pPr>
       <w:r>
-        <w:rPr>
-          <w:b w:val="0"/>
-          <w:sz w:val="21"/>
-        </w:rPr>
-        <w:t>Solution: The mother is taught hand washing, avoiding crowded places and oral care; a sitz bath is not relevant to chemotherapy care.</w:t>
+        <w:t xml:space="preserve">Answer: a</w:t>
       </w:r>
     </w:p>
     <w:p>
-      <w:pPr>
-        <w:spacing w:after="0" w:before="0"/>
-      </w:pPr>
       <w:r>
-        <w:rPr>
-          <w:b w:val="0"/>
-          <w:sz w:val="20"/>
-        </w:rPr>
-        <w:t>Positive Marks: 1</w:t>
+        <w:t xml:space="preserve">Solution: Warfarin works by antagonizing vitamin K, so vitamin K intake (green leafy vegetables) must be kept consistent. Aspirin increases bleeding risk, doses are never doubled, and regular INR monitoring is essential.</w:t>
       </w:r>
     </w:p>
     <w:p>
-      <w:pPr>
-        <w:spacing w:after="160" w:before="0"/>
-      </w:pPr>
       <w:r>
-        <w:rPr>
-          <w:b w:val="0"/>
-          <w:sz w:val="20"/>
-        </w:rPr>
-        <w:t>Negative Marks: 0.25</w:t>
+        <w:t xml:space="preserve">Positive Marks: 1</w:t>
       </w:r>
     </w:p>
     <w:p>
-      <w:pPr>
-        <w:spacing w:after="20" w:before="120"/>
-      </w:pPr>
       <w:r>
-        <w:rPr>
-          <w:b/>
-          <w:sz w:val="22"/>
-        </w:rPr>
-        <w:t>Question: A client with a fractured femur suddenly develops dyspnea, chest pain and confusion 48 hours after injury. Which complication should the nurse suspect FIRST?</w:t>
+        <w:t xml:space="preserve">Negative Marks: 0.25</w:t>
       </w:r>
     </w:p>
     <w:p>
-      <w:pPr>
-        <w:spacing w:after="0" w:before="0"/>
-      </w:pPr>
       <w:r>
-        <w:rPr>
-          <w:b w:val="0"/>
-          <w:sz w:val="22"/>
-        </w:rPr>
-        <w:t>(a) Pneumothorax</w:t>
+        <w:t xml:space="preserve"/>
       </w:r>
     </w:p>
     <w:p>
-      <w:pPr>
-        <w:spacing w:after="0" w:before="0"/>
-      </w:pPr>
       <w:r>
-        <w:rPr>
-          <w:b w:val="0"/>
-          <w:sz w:val="22"/>
-        </w:rPr>
-        <w:t>(b) Hypovolemic shock</w:t>
+        <w:t xml:space="preserve">Question: A client with acute pancreatitis is complaining of severe epigastric pain. The nurse should anticipate which treatment?</w:t>
       </w:r>
     </w:p>
     <w:p>
-      <w:pPr>
-        <w:spacing w:after="0" w:before="0"/>
-      </w:pPr>
       <w:r>
-        <w:rPr>
-          <w:b w:val="0"/>
-          <w:sz w:val="22"/>
-        </w:rPr>
-        <w:t>(c) Pulmonary embolism</w:t>
+        <w:t xml:space="preserve">(a) NPO status with IV fluids and analgesics</w:t>
       </w:r>
     </w:p>
     <w:p>
-      <w:pPr>
-        <w:spacing w:after="0" w:before="0"/>
-      </w:pPr>
       <w:r>
-        <w:rPr>
-          <w:b w:val="0"/>
-          <w:sz w:val="22"/>
-        </w:rPr>
-        <w:t>(d) Fat embolism syndrome</w:t>
+        <w:t xml:space="preserve">(b) A high-protein, high-fat diet</w:t>
       </w:r>
     </w:p>
     <w:p>
-      <w:pPr>
-        <w:spacing w:after="0" w:before="40"/>
-      </w:pPr>
       <w:r>
-        <w:rPr>
-          <w:b/>
-          <w:sz w:val="22"/>
-        </w:rPr>
-        <w:t>Answer: d</w:t>
+        <w:t xml:space="preserve">(c) Oral pancreatic enzymes immediately</w:t>
       </w:r>
     </w:p>
     <w:p>
-      <w:pPr>
-        <w:spacing w:after="0" w:before="0"/>
-      </w:pPr>
       <w:r>
-        <w:rPr>
-          <w:b w:val="0"/>
-          <w:sz w:val="21"/>
-        </w:rPr>
-        <w:t>Solution: Fat embolism, most common after long-bone fractures, classically presents with respiratory distress and confusion 24-72 hours after injury (petechiae over the chest are a hallmark).</w:t>
+        <w:t xml:space="preserve">(d) Placement of a heating pad over the abdomen</w:t>
       </w:r>
     </w:p>
     <w:p>
-      <w:pPr>
-        <w:spacing w:after="0" w:before="0"/>
-      </w:pPr>
       <w:r>
-        <w:rPr>
-          <w:b w:val="0"/>
-          <w:sz w:val="20"/>
-        </w:rPr>
-        <w:t>Positive Marks: 1</w:t>
+        <w:t xml:space="preserve">Answer: a</w:t>
       </w:r>
     </w:p>
     <w:p>
-      <w:pPr>
-        <w:spacing w:after="160" w:before="0"/>
-      </w:pPr>
       <w:r>
-        <w:rPr>
-          <w:b w:val="0"/>
-          <w:sz w:val="20"/>
-        </w:rPr>
-        <w:t>Negative Marks: 0.25</w:t>
+        <w:t xml:space="preserve">Solution: The pancreas must rest during an acute attack: NPO, IV fluids, and analgesics are standard. Oral intake is resumed gradually; heat may worsen inflammation.</w:t>
       </w:r>
     </w:p>
     <w:p>
-      <w:pPr>
-        <w:spacing w:after="20" w:before="120"/>
-      </w:pPr>
       <w:r>
-        <w:rPr>
-          <w:b/>
-          <w:sz w:val="22"/>
-        </w:rPr>
-        <w:t>Question: Which type of catheter is used for intermittent catheterization and is removed immediately after the bladder is emptied?</w:t>
+        <w:t xml:space="preserve">Positive Marks: 1</w:t>
       </w:r>
     </w:p>
     <w:p>
-      <w:pPr>
-        <w:spacing w:after="0" w:before="0"/>
-      </w:pPr>
       <w:r>
-        <w:rPr>
-          <w:b w:val="0"/>
-          <w:sz w:val="22"/>
-        </w:rPr>
-        <w:t>(a) Straight (Nelaton) catheter</w:t>
+        <w:t xml:space="preserve">Negative Marks: 0.25</w:t>
       </w:r>
     </w:p>
     <w:p>
-      <w:pPr>
-        <w:spacing w:after="0" w:before="0"/>
-      </w:pPr>
       <w:r>
-        <w:rPr>
-          <w:b w:val="0"/>
-          <w:sz w:val="22"/>
-        </w:rPr>
-        <w:t>(b) Foley catheter</w:t>
+        <w:t xml:space="preserve"/>
       </w:r>
     </w:p>
     <w:p>
-      <w:pPr>
-        <w:spacing w:after="0" w:before="0"/>
-      </w:pPr>
       <w:r>
-        <w:rPr>
-          <w:b w:val="0"/>
-          <w:sz w:val="22"/>
-        </w:rPr>
-        <w:t>(c) Pezzer catheter</w:t>
+        <w:t xml:space="preserve">Question: A client is admitted with a pulmonary embolism. The nurse expects the initial treatment to include:</w:t>
       </w:r>
     </w:p>
     <w:p>
-      <w:pPr>
-        <w:spacing w:after="0" w:before="0"/>
-      </w:pPr>
       <w:r>
-        <w:rPr>
-          <w:b w:val="0"/>
-          <w:sz w:val="22"/>
-        </w:rPr>
-        <w:t>(d) Malecot catheter</w:t>
+        <w:t xml:space="preserve">(a) Oxygen and anticoagulation therapy</w:t>
       </w:r>
     </w:p>
     <w:p>
-      <w:pPr>
-        <w:spacing w:after="0" w:before="40"/>
-      </w:pPr>
       <w:r>
-        <w:rPr>
-          <w:b/>
-          <w:sz w:val="22"/>
-        </w:rPr>
-        <w:t>Answer: a</w:t>
+        <w:t xml:space="preserve">(b) Chest physiotherapy alone</w:t>
       </w:r>
     </w:p>
     <w:p>
-      <w:pPr>
-        <w:spacing w:after="0" w:before="0"/>
-      </w:pPr>
       <w:r>
-        <w:rPr>
-          <w:b w:val="0"/>
-          <w:sz w:val="21"/>
-        </w:rPr>
-        <w:t>Solution: A straight (Nelaton) catheter is a single-lumen catheter used for intermittent catheterization and is removed once the bladder is drained; a Foley catheter is self-retaining because of its balloon.</w:t>
+        <w:t xml:space="preserve">(c) Bronchodilator inhalers only</w:t>
       </w:r>
     </w:p>
     <w:p>
-      <w:pPr>
-        <w:spacing w:after="0" w:before="0"/>
-      </w:pPr>
       <w:r>
-        <w:rPr>
-          <w:b w:val="0"/>
-          <w:sz w:val="20"/>
-        </w:rPr>
-        <w:t>Positive Marks: 1</w:t>
+        <w:t xml:space="preserve">(d) Restriction of all fluids</w:t>
       </w:r>
     </w:p>
     <w:p>
-      <w:pPr>
-        <w:spacing w:after="160" w:before="0"/>
-      </w:pPr>
       <w:r>
-        <w:rPr>
-          <w:b w:val="0"/>
-          <w:sz w:val="20"/>
-        </w:rPr>
-        <w:t>Negative Marks: 0.25</w:t>
+        <w:t xml:space="preserve">Answer: a</w:t>
       </w:r>
     </w:p>
     <w:p>
-      <w:pPr>
-        <w:spacing w:after="20" w:before="120"/>
-      </w:pPr>
       <w:r>
-        <w:rPr>
-          <w:b/>
-          <w:sz w:val="22"/>
-        </w:rPr>
-        <w:t>Question: In Addison's disease, the nurse should observe the patient for:</w:t>
+        <w:t xml:space="preserve">Solution: Treatment of pulmonary embolism includes oxygen, anticoagulants (heparin then warfarin), and supportive care; severe cases may require thrombolytics or embolectomy.</w:t>
       </w:r>
     </w:p>
     <w:p>
-      <w:pPr>
-        <w:spacing w:after="0" w:before="0"/>
-      </w:pPr>
       <w:r>
-        <w:rPr>
-          <w:b w:val="0"/>
-          <w:sz w:val="22"/>
-        </w:rPr>
-        <w:t>(a) Hypotension and hyperpigmentation</w:t>
+        <w:t xml:space="preserve">Positive Marks: 1</w:t>
       </w:r>
     </w:p>
     <w:p>
-      <w:pPr>
-        <w:spacing w:after="0" w:before="0"/>
-      </w:pPr>
       <w:r>
-        <w:rPr>
-          <w:b w:val="0"/>
-          <w:sz w:val="22"/>
-        </w:rPr>
-        <w:t>(b) Weight gain and moon face</w:t>
+        <w:t xml:space="preserve">Negative Marks: 0.25</w:t>
       </w:r>
     </w:p>
     <w:p>
-      <w:pPr>
-        <w:spacing w:after="0" w:before="0"/>
-      </w:pPr>
       <w:r>
-        <w:rPr>
-          <w:b w:val="0"/>
-          <w:sz w:val="22"/>
-        </w:rPr>
-        <w:t>(c) Hypertension and oedema</w:t>
+        <w:t xml:space="preserve"/>
       </w:r>
     </w:p>
     <w:p>
-      <w:pPr>
-        <w:spacing w:after="0" w:before="0"/>
-      </w:pPr>
       <w:r>
-        <w:rPr>
-          <w:b w:val="0"/>
-          <w:sz w:val="22"/>
-        </w:rPr>
-        <w:t>(d) Hyperthermia and polyuria</w:t>
+        <w:t xml:space="preserve">Question: The nurse is assessing a client 6 hours after a lumbar puncture. Which finding should be reported?</w:t>
       </w:r>
     </w:p>
     <w:p>
-      <w:pPr>
-        <w:spacing w:after="0" w:before="40"/>
-      </w:pPr>
       <w:r>
-        <w:rPr>
-          <w:b/>
-          <w:sz w:val="22"/>
-        </w:rPr>
-        <w:t>Answer: a</w:t>
+        <w:t xml:space="preserve">(a) Mild headache that worsens when sitting up</w:t>
       </w:r>
     </w:p>
     <w:p>
-      <w:pPr>
-        <w:spacing w:after="0" w:before="0"/>
-      </w:pPr>
       <w:r>
-        <w:rPr>
-          <w:b w:val="0"/>
-          <w:sz w:val="21"/>
-        </w:rPr>
-        <w:t>Solution: Addison's disease causes hypotension, fatigue, hyperpigmentation and hyponatremia.</w:t>
+        <w:t xml:space="preserve">(b) Slight tenderness at the puncture site</w:t>
       </w:r>
     </w:p>
     <w:p>
-      <w:pPr>
-        <w:spacing w:after="0" w:before="0"/>
-      </w:pPr>
       <w:r>
-        <w:rPr>
-          <w:b w:val="0"/>
-          <w:sz w:val="20"/>
-        </w:rPr>
-        <w:t>Positive Marks: 1</w:t>
+        <w:t xml:space="preserve">(c) Temperature of 37.1°C (98.8°F)</w:t>
       </w:r>
     </w:p>
     <w:p>
-      <w:pPr>
-        <w:spacing w:after="160" w:before="0"/>
-      </w:pPr>
       <w:r>
-        <w:rPr>
-          <w:b w:val="0"/>
-          <w:sz w:val="20"/>
-        </w:rPr>
-        <w:t>Negative Marks: 0.25</w:t>
+        <w:t xml:space="preserve">(d) Ability to void normally</w:t>
       </w:r>
     </w:p>
     <w:p>
-      <w:pPr>
-        <w:spacing w:after="20" w:before="120"/>
-      </w:pPr>
       <w:r>
-        <w:rPr>
-          <w:b/>
-          <w:sz w:val="22"/>
-        </w:rPr>
-        <w:t>Question: What is the drug used for the management of alcohol withdrawal symptoms?</w:t>
+        <w:t xml:space="preserve">Answer: a</w:t>
       </w:r>
     </w:p>
     <w:p>
-      <w:pPr>
-        <w:spacing w:after="0" w:before="0"/>
-      </w:pPr>
       <w:r>
-        <w:rPr>
-          <w:b w:val="0"/>
-          <w:sz w:val="22"/>
-        </w:rPr>
-        <w:t>(a) Naltrexone</w:t>
+        <w:t xml:space="preserve">Solution: A post-lumbar puncture headache (worse when upright, relieved when lying flat) should be reported; it is treated with bed rest and fluids. It is caused by CSF leakage.</w:t>
       </w:r>
     </w:p>
     <w:p>
-      <w:pPr>
-        <w:spacing w:after="0" w:before="0"/>
-      </w:pPr>
       <w:r>
-        <w:rPr>
-          <w:b w:val="0"/>
-          <w:sz w:val="22"/>
-        </w:rPr>
-        <w:t>(b) Acarbose</w:t>
+        <w:t xml:space="preserve">Positive Marks: 1</w:t>
       </w:r>
     </w:p>
     <w:p>
-      <w:pPr>
-        <w:spacing w:after="0" w:before="0"/>
-      </w:pPr>
       <w:r>
-        <w:rPr>
-          <w:b w:val="0"/>
-          <w:sz w:val="22"/>
-        </w:rPr>
-        <w:t>(c) Disulfiram</w:t>
+        <w:t xml:space="preserve">Negative Marks: 0.25</w:t>
       </w:r>
     </w:p>
     <w:p>
-      <w:pPr>
-        <w:spacing w:after="0" w:before="0"/>
-      </w:pPr>
       <w:r>
-        <w:rPr>
-          <w:b w:val="0"/>
-          <w:sz w:val="22"/>
-        </w:rPr>
-        <w:t>(d) Chlordiazepoxide</w:t>
+        <w:t xml:space="preserve"/>
       </w:r>
     </w:p>
     <w:p>
-      <w:pPr>
-        <w:spacing w:after="0" w:before="40"/>
-      </w:pPr>
       <w:r>
-        <w:rPr>
-          <w:b/>
-          <w:sz w:val="22"/>
-        </w:rPr>
-        <w:t>Answer: d</w:t>
+        <w:t xml:space="preserve">Question: A client with Guillain-Barré syndrome is at greatest risk for which complication?</w:t>
       </w:r>
     </w:p>
     <w:p>
-      <w:pPr>
-        <w:spacing w:after="0" w:before="0"/>
-      </w:pPr>
       <w:r>
-        <w:rPr>
-          <w:b w:val="0"/>
-          <w:sz w:val="21"/>
-        </w:rPr>
-        <w:t>Solution: Chlordiazepoxide is a drug used for the management of alcohol withdrawal symptoms. It is a benzodiazepine that works by decreasing the excitability of the central nervous system, which can help alleviate symptoms such as anxiety, tremors, and seizures.</w:t>
+        <w:t xml:space="preserve">(a) Respiratory failure</w:t>
       </w:r>
     </w:p>
     <w:p>
-      <w:pPr>
-        <w:spacing w:after="0" w:before="0"/>
-      </w:pPr>
       <w:r>
-        <w:rPr>
-          <w:b w:val="0"/>
-          <w:sz w:val="20"/>
-        </w:rPr>
-        <w:t>Positive Marks: 1</w:t>
+        <w:t xml:space="preserve">(b) Hyperkalemia</w:t>
       </w:r>
     </w:p>
     <w:p>
-      <w:pPr>
-        <w:spacing w:after="160" w:before="0"/>
-      </w:pPr>
       <w:r>
-        <w:rPr>
-          <w:b w:val="0"/>
-          <w:sz w:val="20"/>
-        </w:rPr>
-        <w:t>Negative Marks: 0.25</w:t>
+        <w:t xml:space="preserve">(c) Deep vein thrombosis only</w:t>
       </w:r>
     </w:p>
     <w:p>
-      <w:pPr>
-        <w:spacing w:after="20" w:before="120"/>
-      </w:pPr>
       <w:r>
-        <w:rPr>
-          <w:b/>
-          <w:sz w:val="22"/>
-        </w:rPr>
-        <w:t>Question: Which of the following is an absolute contraindication for liver biopsy in children? Live Biopsy in children</w:t>
+        <w:t xml:space="preserve">(d) Urinary retention only</w:t>
       </w:r>
     </w:p>
     <w:p>
-      <w:pPr>
-        <w:spacing w:after="0" w:before="0"/>
-      </w:pPr>
       <w:r>
-        <w:rPr>
-          <w:b w:val="0"/>
-          <w:sz w:val="22"/>
-        </w:rPr>
-        <w:t>(a) Pneumothorax</w:t>
+        <w:t xml:space="preserve">Answer: a</w:t>
       </w:r>
     </w:p>
     <w:p>
-      <w:pPr>
-        <w:spacing w:after="0" w:before="0"/>
-      </w:pPr>
       <w:r>
-        <w:rPr>
-          <w:b w:val="0"/>
-          <w:sz w:val="22"/>
-        </w:rPr>
-        <w:t>(b) Bleeding</w:t>
+        <w:t xml:space="preserve">Solution: Ascending paralysis in Guillain-Barré syndrome can involve the respiratory muscles, causing respiratory failure — the most serious complication. Vital capacity and respiratory status are monitored closely.</w:t>
       </w:r>
     </w:p>
     <w:p>
-      <w:pPr>
-        <w:spacing w:after="0" w:before="0"/>
-      </w:pPr>
       <w:r>
-        <w:rPr>
-          <w:b w:val="0"/>
-          <w:sz w:val="22"/>
-        </w:rPr>
-        <w:t>(c) Coagulopathy</w:t>
+        <w:t xml:space="preserve">Positive Marks: 1</w:t>
       </w:r>
     </w:p>
     <w:p>
-      <w:pPr>
-        <w:spacing w:after="0" w:before="0"/>
-      </w:pPr>
       <w:r>
-        <w:rPr>
-          <w:b w:val="0"/>
-          <w:sz w:val="22"/>
-        </w:rPr>
-        <w:t>(d) Tumour in liver</w:t>
+        <w:t xml:space="preserve">Negative Marks: 0.25</w:t>
       </w:r>
     </w:p>
     <w:p>
-      <w:pPr>
-        <w:spacing w:after="0" w:before="40"/>
-      </w:pPr>
       <w:r>
-        <w:rPr>
-          <w:b/>
-          <w:sz w:val="22"/>
-        </w:rPr>
-        <w:t>Answer: c</w:t>
+        <w:t xml:space="preserve"/>
       </w:r>
     </w:p>
     <w:p>
-      <w:pPr>
-        <w:spacing w:after="0" w:before="0"/>
-      </w:pPr>
       <w:r>
-        <w:rPr>
-          <w:b w:val="0"/>
-          <w:sz w:val="21"/>
-        </w:rPr>
-        <w:t>Solution: Liver biopsy is a relatively safe procedure, but certain conditions may increase the risk of complications. Absolute contraindications for liver biopsy in children include severe coagulopathy, uncontrolled bleeding disorders, and suspected malignant lesions with a high risk of needle tract seeding. Before performing the procedure, it is essential to evaluate the patient's medical history, coagulation profile, and imaging findings to determine the risk-benefit ratio.</w:t>
+        <w:t xml:space="preserve">Question: A nurse is preparing to administer insulin lispro (rapid-acting) to a client. When should the injection be given in relation to meals?</w:t>
       </w:r>
     </w:p>
     <w:p>
-      <w:pPr>
-        <w:spacing w:after="0" w:before="0"/>
-      </w:pPr>
       <w:r>
-        <w:rPr>
-          <w:b w:val="0"/>
-          <w:sz w:val="20"/>
-        </w:rPr>
-        <w:t>Positive Marks: 1</w:t>
+        <w:t xml:space="preserve">(a) Within 15 minutes before or immediately after the meal starts</w:t>
       </w:r>
     </w:p>
     <w:p>
-      <w:pPr>
-        <w:spacing w:after="160" w:before="0"/>
-      </w:pPr>
       <w:r>
-        <w:rPr>
-          <w:b w:val="0"/>
-          <w:sz w:val="20"/>
-        </w:rPr>
-        <w:t>Negative Marks: 0.25</w:t>
+        <w:t xml:space="preserve">(b) 30–45 minutes before the meal</w:t>
       </w:r>
     </w:p>
     <w:p>
-      <w:pPr>
-        <w:spacing w:after="20" w:before="120"/>
-      </w:pPr>
       <w:r>
-        <w:rPr>
-          <w:b/>
-          <w:sz w:val="22"/>
-        </w:rPr>
-        <w:t>Question: Which is the disactivated whole virion vaccine</w:t>
+        <w:t xml:space="preserve">(c) 1 hour after the meal</w:t>
       </w:r>
     </w:p>
     <w:p>
-      <w:pPr>
-        <w:spacing w:after="0" w:before="0"/>
-      </w:pPr>
       <w:r>
-        <w:rPr>
-          <w:b w:val="0"/>
-          <w:sz w:val="22"/>
-        </w:rPr>
-        <w:t>(a) Covaxin</w:t>
+        <w:t xml:space="preserve">(d) Only at bedtime</w:t>
       </w:r>
     </w:p>
     <w:p>
-      <w:pPr>
-        <w:spacing w:after="0" w:before="0"/>
-      </w:pPr>
       <w:r>
-        <w:rPr>
-          <w:b w:val="0"/>
-          <w:sz w:val="22"/>
-        </w:rPr>
-        <w:t>(b) Moderna</w:t>
+        <w:t xml:space="preserve">Answer: a</w:t>
       </w:r>
     </w:p>
     <w:p>
-      <w:pPr>
-        <w:spacing w:after="0" w:before="0"/>
-      </w:pPr>
       <w:r>
-        <w:rPr>
-          <w:b w:val="0"/>
-          <w:sz w:val="22"/>
-        </w:rPr>
-        <w:t>(c) Sputnik</w:t>
+        <w:t xml:space="preserve">Solution: Rapid-acting insulin (lispro, aspart) is given within 15 minutes of the meal start because its onset is quick. Regular insulin is given 30 minutes before meals.</w:t>
       </w:r>
     </w:p>
     <w:p>
-      <w:pPr>
-        <w:spacing w:after="0" w:before="0"/>
-      </w:pPr>
       <w:r>
-        <w:rPr>
-          <w:b w:val="0"/>
-          <w:sz w:val="22"/>
-        </w:rPr>
-        <w:t>(d) Covishield</w:t>
+        <w:t xml:space="preserve">Positive Marks: 1</w:t>
       </w:r>
     </w:p>
     <w:p>
-      <w:pPr>
-        <w:spacing w:after="0" w:before="40"/>
-      </w:pPr>
       <w:r>
-        <w:rPr>
-          <w:b/>
-          <w:sz w:val="22"/>
-        </w:rPr>
-        <w:t>Answer: a</w:t>
+        <w:t xml:space="preserve">Negative Marks: 0.25</w:t>
       </w:r>
     </w:p>
     <w:p>
-      <w:pPr>
-        <w:spacing w:after="0" w:before="0"/>
-      </w:pPr>
       <w:r>
-        <w:rPr>
-          <w:b w:val="0"/>
-          <w:sz w:val="21"/>
-        </w:rPr>
-        <w:t>Solution: Covaxin (BBV152) is a whole-virion inactivated vaccine; Covishield and Sputnik are vector vaccines, Moderna is mRNA.</w:t>
+        <w:t xml:space="preserve"/>
       </w:r>
     </w:p>
     <w:p>
-      <w:pPr>
-        <w:spacing w:after="0" w:before="0"/>
-      </w:pPr>
       <w:r>
-        <w:rPr>
-          <w:b w:val="0"/>
-          <w:sz w:val="20"/>
-        </w:rPr>
-        <w:t>Positive Marks: 1</w:t>
+        <w:t xml:space="preserve">Question: A client with end-stage renal disease is prescribed epoetin alfa. The nurse understands the purpose of this medication is to:</w:t>
       </w:r>
     </w:p>
     <w:p>
-      <w:pPr>
-        <w:spacing w:after="160" w:before="0"/>
-      </w:pPr>
       <w:r>
-        <w:rPr>
-          <w:b w:val="0"/>
-          <w:sz w:val="20"/>
-        </w:rPr>
-        <w:t>Negative Marks: 0.25</w:t>
+        <w:t xml:space="preserve">(a) Treat anemia by stimulating red blood cell production</w:t>
       </w:r>
     </w:p>
     <w:p>
-      <w:pPr>
-        <w:spacing w:after="20" w:before="120"/>
-      </w:pPr>
       <w:r>
-        <w:rPr>
-          <w:b/>
-          <w:sz w:val="22"/>
-        </w:rPr>
-        <w:t>Question: If bus related to bus depo then aeroplane is related to?</w:t>
+        <w:t xml:space="preserve">(b) Lower serum potassium</w:t>
       </w:r>
     </w:p>
     <w:p>
-      <w:pPr>
-        <w:spacing w:after="0" w:before="0"/>
-      </w:pPr>
       <w:r>
-        <w:rPr>
-          <w:b w:val="0"/>
-          <w:sz w:val="22"/>
-        </w:rPr>
-        <w:t>(a) Hangar</w:t>
+        <w:t xml:space="preserve">(c) Reduce blood pressure</w:t>
       </w:r>
     </w:p>
     <w:p>
-      <w:pPr>
-        <w:spacing w:after="0" w:before="0"/>
-      </w:pPr>
       <w:r>
-        <w:rPr>
-          <w:b w:val="0"/>
-          <w:sz w:val="22"/>
-        </w:rPr>
-        <w:t>(b) Yard</w:t>
+        <w:t xml:space="preserve">(d) Bind dietary phosphorus</w:t>
       </w:r>
     </w:p>
     <w:p>
-      <w:pPr>
-        <w:spacing w:after="0" w:before="0"/>
-      </w:pPr>
       <w:r>
-        <w:rPr>
-          <w:b w:val="0"/>
-          <w:sz w:val="22"/>
-        </w:rPr>
-        <w:t>(c) Airport</w:t>
+        <w:t xml:space="preserve">Answer: a</w:t>
       </w:r>
     </w:p>
     <w:p>
-      <w:pPr>
-        <w:spacing w:after="0" w:before="0"/>
-      </w:pPr>
       <w:r>
-        <w:rPr>
-          <w:b w:val="0"/>
-          <w:sz w:val="22"/>
-        </w:rPr>
-        <w:t>(d) Garage</w:t>
+        <w:t xml:space="preserve">Solution: Epoetin alfa (erythropoietin) stimulates bone marrow to produce red blood cells, treating the anemia of chronic kidney disease. Iron supplementation is often needed to support erythropoiesis.</w:t>
       </w:r>
     </w:p>
     <w:p>
-      <w:pPr>
-        <w:spacing w:after="0" w:before="40"/>
-      </w:pPr>
       <w:r>
-        <w:rPr>
-          <w:b/>
-          <w:sz w:val="22"/>
-        </w:rPr>
-        <w:t>Answer: a</w:t>
+        <w:t xml:space="preserve">Positive Marks: 1</w:t>
       </w:r>
     </w:p>
     <w:p>
-      <w:pPr>
-        <w:spacing w:after="0" w:before="0"/>
-      </w:pPr>
       <w:r>
-        <w:rPr>
-          <w:b w:val="0"/>
-          <w:sz w:val="21"/>
-        </w:rPr>
-        <w:t>Solution: If a bus is related to the bus depot, then an airplane is related to a hangar (option D). A bus depot is a designated area where buses are parked, maintained, and serviced. Similarly, an airplane is commonly stored, maintained, and sheltered in a hangar. A hangar is a large structure or building specifically designed to accommodate and protect aircraft. It provides storage, maintenance facilities, and a controlled environment for airplanes. Just as a bus is associated with a bus depot, an airplane is associated with a hangar for proper storage, maintenance, and security.</w:t>
+        <w:t xml:space="preserve">Negative Marks: 0.25</w:t>
       </w:r>
     </w:p>
     <w:p>
-      <w:pPr>
-        <w:spacing w:after="0" w:before="0"/>
-      </w:pPr>
       <w:r>
-        <w:rPr>
-          <w:b w:val="0"/>
-          <w:sz w:val="20"/>
-        </w:rPr>
-        <w:t>Positive Marks: 1</w:t>
+        <w:t xml:space="preserve"/>
       </w:r>
     </w:p>
     <w:p>
-      <w:pPr>
-        <w:spacing w:after="160" w:before="0"/>
-      </w:pPr>
       <w:r>
-        <w:rPr>
-          <w:b w:val="0"/>
-          <w:sz w:val="20"/>
-        </w:rPr>
-        <w:t>Negative Marks: 0.25</w:t>
+        <w:t xml:space="preserve">Question: The nurse is assessing a client with hyperthyroidism. Which finding is expected?</w:t>
+      </w:r>
+    </w:p>
+    <w:p>
+      <w:r>
+        <w:t xml:space="preserve">(a) Weight loss and heat intolerance</w:t>
+      </w:r>
+    </w:p>
+    <w:p>
+      <w:r>
+        <w:t xml:space="preserve">(b) Weight gain and cold intolerance</w:t>
+      </w:r>
+    </w:p>
+    <w:p>
+      <w:r>
+        <w:t xml:space="preserve">(c) Bradycardia and constipation</w:t>
+      </w:r>
+    </w:p>
+    <w:p>
+      <w:r>
+        <w:t xml:space="preserve">(d) Lethargy and dry skin</w:t>
+      </w:r>
+    </w:p>
+    <w:p>
+      <w:r>
+        <w:t xml:space="preserve">Answer: a</w:t>
+      </w:r>
+    </w:p>
+    <w:p>
+      <w:r>
+        <w:t xml:space="preserve">Solution: Hyperthyroidism increases metabolism, causing weight loss, heat intolerance, tachycardia, diarrhea, and nervousness. Weight gain, cold intolerance, bradycardia, and lethargy suggest hypothyroidism.</w:t>
+      </w:r>
+    </w:p>
+    <w:p>
+      <w:r>
+        <w:t xml:space="preserve">Positive Marks: 1</w:t>
+      </w:r>
+    </w:p>
+    <w:p>
+      <w:r>
+        <w:t xml:space="preserve">Negative Marks: 0.25</w:t>
+      </w:r>
+    </w:p>
+    <w:p>
+      <w:r>
+        <w:t xml:space="preserve"/>
+      </w:r>
+    </w:p>
+    <w:p>
+      <w:r>
+        <w:t xml:space="preserve">Question: A client has a potassium level of 2.9 mEq/L. Which finding would the nurse expect?</w:t>
+      </w:r>
+    </w:p>
+    <w:p>
+      <w:r>
+        <w:t xml:space="preserve">(a) Muscle weakness and leg cramps</w:t>
+      </w:r>
+    </w:p>
+    <w:p>
+      <w:r>
+        <w:t xml:space="preserve">(b) Peaked T waves on the ECG</w:t>
+      </w:r>
+    </w:p>
+    <w:p>
+      <w:r>
+        <w:t xml:space="preserve">(c) Hyperactive deep tendon reflexes</w:t>
+      </w:r>
+    </w:p>
+    <w:p>
+      <w:r>
+        <w:t xml:space="preserve">(d) Elevated blood pressure</w:t>
+      </w:r>
+    </w:p>
+    <w:p>
+      <w:r>
+        <w:t xml:space="preserve">Answer: a</w:t>
+      </w:r>
+    </w:p>
+    <w:p>
+      <w:r>
+        <w:t xml:space="preserve">Solution: Hypokalemia causes muscle weakness, fatigue, leg cramps, and flat T waves or U waves on the ECG. Peaked T waves indicate hyperkalemia.</w:t>
+      </w:r>
+    </w:p>
+    <w:p>
+      <w:r>
+        <w:t xml:space="preserve">Positive Marks: 1</w:t>
+      </w:r>
+    </w:p>
+    <w:p>
+      <w:r>
+        <w:t xml:space="preserve">Negative Marks: 0.25</w:t>
       </w:r>
     </w:p>
     <w:sectPr>
       <w:pgSz w:w="12240" w:h="15840"/>
-      <w:pgMar w:top="864" w:right="1008" w:bottom="864" w:left="1008" w:header="720" w:footer="720" w:gutter="0"/>
+      <w:pgMar w:top="1440" w:right="1800" w:bottom="1440" w:left="1800" w:header="720" w:footer="720" w:gutter="0"/>
       <w:cols w:space="720"/>
       <w:docGrid w:linePitch="360"/>
     </w:sectPr>
@@ -2535,10 +1365,6 @@
     <w:name w:val="Normal"/>
     <w:qFormat/>
     <w:rsid w:val="00FC693F"/>
-    <w:rPr>
-      <w:rFonts w:ascii="Calibri" w:hAnsi="Calibri"/>
-      <w:sz w:val="22"/>
-    </w:rPr>
   </w:style>
   <w:style w:type="paragraph" w:styleId="Header">
     <w:name w:val="header"/>
